--- a/lab10/Testsuite/TS10_2.docx
+++ b/lab10/Testsuite/TS10_2.docx
@@ -1030,6 +1030,206 @@
                 <w:lang w:val="en-US"/>
               </w:rPr>
             </w:pPr>
+            <w:r>
+              <w:rPr>
+                <w:rFonts w:hint="default" w:cs="Times New Roman"/>
+                <w:sz w:val="28"/>
+                <w:szCs w:val="28"/>
+                <w:lang w:val="en-US"/>
+              </w:rPr>
+              <w:t>passed</w:t>
+            </w:r>
+          </w:p>
+        </w:tc>
+      </w:tr>
+      <w:bookmarkEnd w:id="0"/>
+      <w:tr>
+        <w:tblPrEx>
+          <w:tblBorders>
+            <w:top w:val="single" w:color="999999" w:sz="18" w:space="0"/>
+            <w:left w:val="single" w:color="999999" w:sz="18" w:space="0"/>
+            <w:bottom w:val="single" w:color="999999" w:sz="18" w:space="0"/>
+            <w:right w:val="single" w:color="999999" w:sz="18" w:space="0"/>
+            <w:insideH w:val="single" w:color="999999" w:sz="18" w:space="0"/>
+            <w:insideV w:val="single" w:color="999999" w:sz="18" w:space="0"/>
+          </w:tblBorders>
+          <w:tblCellMar>
+            <w:top w:w="0" w:type="dxa"/>
+            <w:left w:w="108" w:type="dxa"/>
+            <w:bottom w:w="0" w:type="dxa"/>
+            <w:right w:w="108" w:type="dxa"/>
+          </w:tblCellMar>
+        </w:tblPrEx>
+        <w:trPr>
+          <w:trHeight w:val="1134" w:hRule="atLeast"/>
+          <w:jc w:val="right"/>
+        </w:trPr>
+        <w:tc>
+          <w:tcPr>
+            <w:tcW w:w="718" w:type="dxa"/>
+            <w:noWrap w:val="0"/>
+            <w:vAlign w:val="bottom"/>
+          </w:tcPr>
+          <w:p>
+            <w:pPr>
+              <w:keepNext w:val="0"/>
+              <w:keepLines w:val="0"/>
+              <w:widowControl/>
+              <w:suppressLineNumbers w:val="0"/>
+              <w:bidi w:val="0"/>
+              <w:jc w:val="left"/>
+              <w:textAlignment w:val="bottom"/>
+              <w:rPr>
+                <w:rFonts w:hint="default" w:ascii="Times New Roman" w:hAnsi="Times New Roman" w:cs="Times New Roman"/>
+                <w:sz w:val="24"/>
+                <w:szCs w:val="24"/>
+                <w:lang w:val="en-US"/>
+              </w:rPr>
+            </w:pPr>
+            <w:r>
+              <w:rPr>
+                <w:rFonts w:hint="default" w:ascii="Times New Roman" w:hAnsi="Times New Roman" w:eastAsia="SimSun" w:cs="Times New Roman"/>
+                <w:kern w:val="0"/>
+                <w:sz w:val="24"/>
+                <w:szCs w:val="24"/>
+                <w:lang w:val="en-US" w:eastAsia="zh-CN" w:bidi="ar"/>
+              </w:rPr>
+              <w:t>TC-10.2-02</w:t>
+            </w:r>
+          </w:p>
+        </w:tc>
+        <w:tc>
+          <w:tcPr>
+            <w:tcW w:w="3070" w:type="dxa"/>
+            <w:noWrap w:val="0"/>
+            <w:vAlign w:val="bottom"/>
+          </w:tcPr>
+          <w:p>
+            <w:pPr>
+              <w:keepNext w:val="0"/>
+              <w:keepLines w:val="0"/>
+              <w:widowControl/>
+              <w:suppressLineNumbers w:val="0"/>
+              <w:bidi w:val="0"/>
+              <w:jc w:val="left"/>
+              <w:textAlignment w:val="bottom"/>
+              <w:rPr>
+                <w:rFonts w:hint="default" w:ascii="Times New Roman" w:hAnsi="Times New Roman" w:cs="Times New Roman"/>
+                <w:sz w:val="24"/>
+                <w:szCs w:val="24"/>
+                <w:lang w:val="en-US"/>
+              </w:rPr>
+            </w:pPr>
+            <w:r>
+              <w:rPr>
+                <w:rFonts w:hint="default" w:ascii="Times New Roman" w:hAnsi="Times New Roman" w:eastAsia="SimSun" w:cs="Times New Roman"/>
+                <w:kern w:val="0"/>
+                <w:sz w:val="24"/>
+                <w:szCs w:val="24"/>
+                <w:lang w:val="en-US" w:eastAsia="zh-CN" w:bidi="ar"/>
+              </w:rPr>
+              <w:t>"Чи є тут університет? Так!" (2 знаки)</w:t>
+            </w:r>
+          </w:p>
+        </w:tc>
+        <w:tc>
+          <w:tcPr>
+            <w:tcW w:w="2756" w:type="dxa"/>
+            <w:noWrap w:val="0"/>
+            <w:vAlign w:val="bottom"/>
+          </w:tcPr>
+          <w:p>
+            <w:pPr>
+              <w:keepNext w:val="0"/>
+              <w:keepLines w:val="0"/>
+              <w:widowControl/>
+              <w:suppressLineNumbers w:val="0"/>
+              <w:bidi w:val="0"/>
+              <w:jc w:val="left"/>
+              <w:textAlignment w:val="bottom"/>
+              <w:rPr>
+                <w:rFonts w:hint="default" w:ascii="Times New Roman" w:hAnsi="Times New Roman" w:cs="Times New Roman"/>
+                <w:sz w:val="24"/>
+                <w:szCs w:val="24"/>
+                <w:lang w:val="en-US"/>
+              </w:rPr>
+            </w:pPr>
+            <w:r>
+              <w:rPr>
+                <w:rFonts w:hint="default" w:ascii="Times New Roman" w:hAnsi="Times New Roman" w:eastAsia="SimSun" w:cs="Times New Roman"/>
+                <w:kern w:val="0"/>
+                <w:sz w:val="24"/>
+                <w:szCs w:val="24"/>
+                <w:lang w:val="en-US" w:eastAsia="zh-CN" w:bidi="ar"/>
+              </w:rPr>
+              <w:t>Task10_2</w:t>
+            </w:r>
+          </w:p>
+        </w:tc>
+        <w:tc>
+          <w:tcPr>
+            <w:tcW w:w="1685" w:type="dxa"/>
+            <w:noWrap w:val="0"/>
+            <w:vAlign w:val="bottom"/>
+          </w:tcPr>
+          <w:p>
+            <w:pPr>
+              <w:keepNext w:val="0"/>
+              <w:keepLines w:val="0"/>
+              <w:widowControl/>
+              <w:suppressLineNumbers w:val="0"/>
+              <w:pBdr>
+                <w:top w:val="none" w:color="auto" w:sz="0" w:space="0"/>
+                <w:left w:val="none" w:color="auto" w:sz="0" w:space="0"/>
+                <w:bottom w:val="none" w:color="auto" w:sz="0" w:space="0"/>
+                <w:right w:val="none" w:color="auto" w:sz="0" w:space="0"/>
+              </w:pBdr>
+              <w:bidi w:val="0"/>
+              <w:jc w:val="left"/>
+              <w:textAlignment w:val="bottom"/>
+              <w:rPr>
+                <w:rFonts w:hint="default" w:ascii="Times New Roman" w:hAnsi="Times New Roman" w:cs="Times New Roman"/>
+                <w:sz w:val="24"/>
+                <w:szCs w:val="24"/>
+                <w:lang w:val="en-US"/>
+              </w:rPr>
+            </w:pPr>
+            <w:r>
+              <w:rPr>
+                <w:rFonts w:hint="default" w:ascii="Times New Roman" w:hAnsi="Times New Roman" w:eastAsia="SimSun" w:cs="Times New Roman"/>
+                <w:kern w:val="0"/>
+                <w:sz w:val="24"/>
+                <w:szCs w:val="24"/>
+                <w:lang w:val="en-US" w:eastAsia="zh-CN" w:bidi="ar"/>
+              </w:rPr>
+              <w:t>"У файлі міститься 2 знаків пунктуації. [Дата/Час]".</w:t>
+            </w:r>
+          </w:p>
+        </w:tc>
+        <w:tc>
+          <w:tcPr>
+            <w:tcW w:w="2353" w:type="dxa"/>
+            <w:noWrap w:val="0"/>
+            <w:vAlign w:val="center"/>
+          </w:tcPr>
+          <w:p>
+            <w:pPr>
+              <w:rPr>
+                <w:rFonts w:hint="default" w:ascii="Times New Roman" w:hAnsi="Times New Roman" w:cs="Times New Roman"/>
+                <w:sz w:val="28"/>
+                <w:szCs w:val="28"/>
+                <w:lang w:val="en-US"/>
+              </w:rPr>
+            </w:pPr>
+            <w:r>
+              <w:rPr>
+                <w:rFonts w:hint="default" w:cs="Times New Roman"/>
+                <w:sz w:val="28"/>
+                <w:szCs w:val="28"/>
+                <w:lang w:val="en-US"/>
+              </w:rPr>
+              <w:t>passed</w:t>
+            </w:r>
           </w:p>
         </w:tc>
       </w:tr>
@@ -1084,7 +1284,7 @@
                 <w:szCs w:val="24"/>
                 <w:lang w:val="en-US" w:eastAsia="zh-CN" w:bidi="ar"/>
               </w:rPr>
-              <w:t>TC-10.2-02</w:t>
+              <w:t>TC-10.2-03</w:t>
             </w:r>
           </w:p>
         </w:tc>
@@ -1118,7 +1318,7 @@
                 <w:szCs w:val="24"/>
                 <w:lang w:val="en-US" w:eastAsia="zh-CN" w:bidi="ar"/>
               </w:rPr>
-              <w:t>"Чи є тут університет? Так!" (2 знаки)</w:t>
+              <w:t>"Текст без розділових знаків"</w:t>
             </w:r>
           </w:p>
         </w:tc>
@@ -1192,7 +1392,7 @@
                 <w:szCs w:val="24"/>
                 <w:lang w:val="en-US" w:eastAsia="zh-CN" w:bidi="ar"/>
               </w:rPr>
-              <w:t>"У файлі міститься 2 знаків пунктуації. [Дата/Час]".</w:t>
+              <w:t>"У файлі міститься 0 знаків пунктуації. [Дата/Час]".</w:t>
             </w:r>
           </w:p>
         </w:tc>
@@ -1211,6 +1411,15 @@
                 <w:lang w:val="en-US"/>
               </w:rPr>
             </w:pPr>
+            <w:r>
+              <w:rPr>
+                <w:rFonts w:hint="default" w:cs="Times New Roman"/>
+                <w:sz w:val="28"/>
+                <w:szCs w:val="28"/>
+                <w:lang w:val="en-US"/>
+              </w:rPr>
+              <w:t>passed</w:t>
+            </w:r>
           </w:p>
         </w:tc>
       </w:tr>
@@ -1265,7 +1474,7 @@
                 <w:szCs w:val="24"/>
                 <w:lang w:val="en-US" w:eastAsia="zh-CN" w:bidi="ar"/>
               </w:rPr>
-              <w:t>TC-10.2-03</w:t>
+              <w:t>TC-10.2-04</w:t>
             </w:r>
           </w:p>
         </w:tc>
@@ -1299,7 +1508,7 @@
                 <w:szCs w:val="24"/>
                 <w:lang w:val="en-US" w:eastAsia="zh-CN" w:bidi="ar"/>
               </w:rPr>
-              <w:t>"Текст без розділових знаків"</w:t>
+              <w:t>"... (три крапки та дужки)" (5 знаків)</w:t>
             </w:r>
           </w:p>
         </w:tc>
@@ -1373,7 +1582,7 @@
                 <w:szCs w:val="24"/>
                 <w:lang w:val="en-US" w:eastAsia="zh-CN" w:bidi="ar"/>
               </w:rPr>
-              <w:t>"У файлі міститься 0 знаків пунктуації. [Дата/Час]".</w:t>
+              <w:t>"У файлі міститься 5 знаків пунктуації. [Дата/Час]".</w:t>
             </w:r>
           </w:p>
         </w:tc>
@@ -1392,6 +1601,15 @@
                 <w:lang w:val="en-US"/>
               </w:rPr>
             </w:pPr>
+            <w:r>
+              <w:rPr>
+                <w:rFonts w:hint="default" w:cs="Times New Roman"/>
+                <w:sz w:val="28"/>
+                <w:szCs w:val="28"/>
+                <w:lang w:val="en-US"/>
+              </w:rPr>
+              <w:t>passed</w:t>
+            </w:r>
           </w:p>
         </w:tc>
       </w:tr>
@@ -1446,7 +1664,7 @@
                 <w:szCs w:val="24"/>
                 <w:lang w:val="en-US" w:eastAsia="zh-CN" w:bidi="ar"/>
               </w:rPr>
-              <w:t>TC-10.2-04</w:t>
+              <w:t>TC-10.2-05</w:t>
             </w:r>
           </w:p>
         </w:tc>
@@ -1480,7 +1698,7 @@
                 <w:szCs w:val="24"/>
                 <w:lang w:val="en-US" w:eastAsia="zh-CN" w:bidi="ar"/>
               </w:rPr>
-              <w:t>"... (три крапки та дужки)" (5 знаків)</w:t>
+              <w:t>"Пунктуація: , . ; : ! ? - ( ) " "</w:t>
             </w:r>
           </w:p>
         </w:tc>
@@ -1554,7 +1772,7 @@
                 <w:szCs w:val="24"/>
                 <w:lang w:val="en-US" w:eastAsia="zh-CN" w:bidi="ar"/>
               </w:rPr>
-              <w:t>"У файлі міститься 5 знаків пунктуації. [Дата/Час]".</w:t>
+              <w:t>"У файлі міститься 9 знаків пунктуації. [Дата/Час]".</w:t>
             </w:r>
           </w:p>
         </w:tc>
@@ -1573,8 +1791,15 @@
                 <w:lang w:val="en-US"/>
               </w:rPr>
             </w:pPr>
-            <w:bookmarkStart w:id="0" w:name="_GoBack"/>
-            <w:bookmarkEnd w:id="0"/>
+            <w:r>
+              <w:rPr>
+                <w:rFonts w:hint="default" w:cs="Times New Roman"/>
+                <w:sz w:val="28"/>
+                <w:szCs w:val="28"/>
+                <w:lang w:val="en-US"/>
+              </w:rPr>
+              <w:t>passed</w:t>
+            </w:r>
           </w:p>
         </w:tc>
       </w:tr>
@@ -1621,6 +1846,7 @@
                 <w:lang w:val="en-US"/>
               </w:rPr>
             </w:pPr>
+            <w:bookmarkStart w:id="1" w:name="_GoBack" w:colFirst="4" w:colLast="4"/>
             <w:r>
               <w:rPr>
                 <w:rFonts w:hint="default" w:ascii="Times New Roman" w:hAnsi="Times New Roman" w:eastAsia="SimSun" w:cs="Times New Roman"/>
@@ -1629,7 +1855,7 @@
                 <w:szCs w:val="24"/>
                 <w:lang w:val="en-US" w:eastAsia="zh-CN" w:bidi="ar"/>
               </w:rPr>
-              <w:t>TC-10.2-05</w:t>
+              <w:t>TC-10.2-06</w:t>
             </w:r>
           </w:p>
         </w:tc>
@@ -1663,7 +1889,7 @@
                 <w:szCs w:val="24"/>
                 <w:lang w:val="en-US" w:eastAsia="zh-CN" w:bidi="ar"/>
               </w:rPr>
-              <w:t>"Пунктуація: , . ; : ! ? - ( ) " "</w:t>
+              <w:t>"Рядок 1\nРядок 2" (пунктуації немає)</w:t>
             </w:r>
           </w:p>
         </w:tc>
@@ -1737,7 +1963,7 @@
                 <w:szCs w:val="24"/>
                 <w:lang w:val="en-US" w:eastAsia="zh-CN" w:bidi="ar"/>
               </w:rPr>
-              <w:t>"У файлі міститься 9 знаків пунктуації. [Дата/Час]".</w:t>
+              <w:t>"У файлі міститься 0 знаків пунктуації. [Дата/Час]".</w:t>
             </w:r>
           </w:p>
         </w:tc>
@@ -1756,187 +1982,15 @@
                 <w:lang w:val="en-US"/>
               </w:rPr>
             </w:pPr>
-          </w:p>
-        </w:tc>
-      </w:tr>
-      <w:tr>
-        <w:tblPrEx>
-          <w:tblBorders>
-            <w:top w:val="single" w:color="999999" w:sz="18" w:space="0"/>
-            <w:left w:val="single" w:color="999999" w:sz="18" w:space="0"/>
-            <w:bottom w:val="single" w:color="999999" w:sz="18" w:space="0"/>
-            <w:right w:val="single" w:color="999999" w:sz="18" w:space="0"/>
-            <w:insideH w:val="single" w:color="999999" w:sz="18" w:space="0"/>
-            <w:insideV w:val="single" w:color="999999" w:sz="18" w:space="0"/>
-          </w:tblBorders>
-          <w:tblCellMar>
-            <w:top w:w="0" w:type="dxa"/>
-            <w:left w:w="108" w:type="dxa"/>
-            <w:bottom w:w="0" w:type="dxa"/>
-            <w:right w:w="108" w:type="dxa"/>
-          </w:tblCellMar>
-        </w:tblPrEx>
-        <w:trPr>
-          <w:trHeight w:val="1134" w:hRule="atLeast"/>
-          <w:jc w:val="right"/>
-        </w:trPr>
-        <w:tc>
-          <w:tcPr>
-            <w:tcW w:w="718" w:type="dxa"/>
-            <w:noWrap w:val="0"/>
-            <w:vAlign w:val="bottom"/>
-          </w:tcPr>
-          <w:p>
-            <w:pPr>
-              <w:keepNext w:val="0"/>
-              <w:keepLines w:val="0"/>
-              <w:widowControl/>
-              <w:suppressLineNumbers w:val="0"/>
-              <w:bidi w:val="0"/>
-              <w:jc w:val="left"/>
-              <w:textAlignment w:val="bottom"/>
-              <w:rPr>
-                <w:rFonts w:hint="default" w:ascii="Times New Roman" w:hAnsi="Times New Roman" w:cs="Times New Roman"/>
-                <w:sz w:val="24"/>
-                <w:szCs w:val="24"/>
-                <w:lang w:val="en-US"/>
-              </w:rPr>
-            </w:pPr>
-            <w:r>
-              <w:rPr>
-                <w:rFonts w:hint="default" w:ascii="Times New Roman" w:hAnsi="Times New Roman" w:eastAsia="SimSun" w:cs="Times New Roman"/>
-                <w:kern w:val="0"/>
-                <w:sz w:val="24"/>
-                <w:szCs w:val="24"/>
-                <w:lang w:val="en-US" w:eastAsia="zh-CN" w:bidi="ar"/>
-              </w:rPr>
-              <w:t>TC-10.2-06</w:t>
-            </w:r>
-          </w:p>
-        </w:tc>
-        <w:tc>
-          <w:tcPr>
-            <w:tcW w:w="3070" w:type="dxa"/>
-            <w:noWrap w:val="0"/>
-            <w:vAlign w:val="bottom"/>
-          </w:tcPr>
-          <w:p>
-            <w:pPr>
-              <w:keepNext w:val="0"/>
-              <w:keepLines w:val="0"/>
-              <w:widowControl/>
-              <w:suppressLineNumbers w:val="0"/>
-              <w:bidi w:val="0"/>
-              <w:jc w:val="left"/>
-              <w:textAlignment w:val="bottom"/>
-              <w:rPr>
-                <w:rFonts w:hint="default" w:ascii="Times New Roman" w:hAnsi="Times New Roman" w:cs="Times New Roman"/>
-                <w:sz w:val="24"/>
-                <w:szCs w:val="24"/>
-                <w:lang w:val="en-US"/>
-              </w:rPr>
-            </w:pPr>
-            <w:r>
-              <w:rPr>
-                <w:rFonts w:hint="default" w:ascii="Times New Roman" w:hAnsi="Times New Roman" w:eastAsia="SimSun" w:cs="Times New Roman"/>
-                <w:kern w:val="0"/>
-                <w:sz w:val="24"/>
-                <w:szCs w:val="24"/>
-                <w:lang w:val="en-US" w:eastAsia="zh-CN" w:bidi="ar"/>
-              </w:rPr>
-              <w:t>"Рядок 1\nРядок 2" (пунктуації немає)</w:t>
-            </w:r>
-          </w:p>
-        </w:tc>
-        <w:tc>
-          <w:tcPr>
-            <w:tcW w:w="2756" w:type="dxa"/>
-            <w:noWrap w:val="0"/>
-            <w:vAlign w:val="bottom"/>
-          </w:tcPr>
-          <w:p>
-            <w:pPr>
-              <w:keepNext w:val="0"/>
-              <w:keepLines w:val="0"/>
-              <w:widowControl/>
-              <w:suppressLineNumbers w:val="0"/>
-              <w:bidi w:val="0"/>
-              <w:jc w:val="left"/>
-              <w:textAlignment w:val="bottom"/>
-              <w:rPr>
-                <w:rFonts w:hint="default" w:ascii="Times New Roman" w:hAnsi="Times New Roman" w:cs="Times New Roman"/>
-                <w:sz w:val="24"/>
-                <w:szCs w:val="24"/>
-                <w:lang w:val="en-US"/>
-              </w:rPr>
-            </w:pPr>
-            <w:r>
-              <w:rPr>
-                <w:rFonts w:hint="default" w:ascii="Times New Roman" w:hAnsi="Times New Roman" w:eastAsia="SimSun" w:cs="Times New Roman"/>
-                <w:kern w:val="0"/>
-                <w:sz w:val="24"/>
-                <w:szCs w:val="24"/>
-                <w:lang w:val="en-US" w:eastAsia="zh-CN" w:bidi="ar"/>
-              </w:rPr>
-              <w:t>Task10_2</w:t>
-            </w:r>
-          </w:p>
-        </w:tc>
-        <w:tc>
-          <w:tcPr>
-            <w:tcW w:w="1685" w:type="dxa"/>
-            <w:noWrap w:val="0"/>
-            <w:vAlign w:val="bottom"/>
-          </w:tcPr>
-          <w:p>
-            <w:pPr>
-              <w:keepNext w:val="0"/>
-              <w:keepLines w:val="0"/>
-              <w:widowControl/>
-              <w:suppressLineNumbers w:val="0"/>
-              <w:pBdr>
-                <w:top w:val="none" w:color="auto" w:sz="0" w:space="0"/>
-                <w:left w:val="none" w:color="auto" w:sz="0" w:space="0"/>
-                <w:bottom w:val="none" w:color="auto" w:sz="0" w:space="0"/>
-                <w:right w:val="none" w:color="auto" w:sz="0" w:space="0"/>
-              </w:pBdr>
-              <w:bidi w:val="0"/>
-              <w:jc w:val="left"/>
-              <w:textAlignment w:val="bottom"/>
-              <w:rPr>
-                <w:rFonts w:hint="default" w:ascii="Times New Roman" w:hAnsi="Times New Roman" w:cs="Times New Roman"/>
-                <w:sz w:val="24"/>
-                <w:szCs w:val="24"/>
-                <w:lang w:val="en-US"/>
-              </w:rPr>
-            </w:pPr>
-            <w:r>
-              <w:rPr>
-                <w:rFonts w:hint="default" w:ascii="Times New Roman" w:hAnsi="Times New Roman" w:eastAsia="SimSun" w:cs="Times New Roman"/>
-                <w:kern w:val="0"/>
-                <w:sz w:val="24"/>
-                <w:szCs w:val="24"/>
-                <w:lang w:val="en-US" w:eastAsia="zh-CN" w:bidi="ar"/>
-              </w:rPr>
-              <w:t>"У файлі міститься 0 знаків пунктуації. [Дата/Час]".</w:t>
-            </w:r>
-          </w:p>
-        </w:tc>
-        <w:tc>
-          <w:tcPr>
-            <w:tcW w:w="2353" w:type="dxa"/>
-            <w:noWrap w:val="0"/>
-            <w:vAlign w:val="center"/>
-          </w:tcPr>
-          <w:p>
-            <w:pPr>
-              <w:rPr>
-                <w:rFonts w:hint="default" w:ascii="Times New Roman" w:hAnsi="Times New Roman" w:cs="Times New Roman"/>
+            <w:r>
+              <w:rPr>
+                <w:rFonts w:hint="default" w:cs="Times New Roman"/>
                 <w:sz w:val="28"/>
                 <w:szCs w:val="28"/>
                 <w:lang w:val="en-US"/>
               </w:rPr>
-            </w:pPr>
+              <w:t>passed</w:t>
+            </w:r>
           </w:p>
         </w:tc>
       </w:tr>
@@ -2088,7 +2142,7 @@
               <w:sz w:val="16"/>
               <w:szCs w:val="16"/>
             </w:rPr>
-            <w:t>16:44:30</w:t>
+            <w:t>18:31:09</w:t>
           </w:r>
           <w:r>
             <w:rPr>
@@ -2261,6 +2315,14 @@
       <w:gridCol w:w="5171"/>
     </w:tblGrid>
     <w:tr>
+      <w:tblPrEx>
+        <w:tblCellMar>
+          <w:top w:w="0" w:type="dxa"/>
+          <w:left w:w="108" w:type="dxa"/>
+          <w:bottom w:w="0" w:type="dxa"/>
+          <w:right w:w="108" w:type="dxa"/>
+        </w:tblCellMar>
+      </w:tblPrEx>
       <w:tc>
         <w:tcPr>
           <w:tcW w:w="7393" w:type="dxa"/>
@@ -2364,7 +2426,7 @@
               <w:sz w:val="16"/>
               <w:szCs w:val="16"/>
             </w:rPr>
-            <w:t>16:44:30</w:t>
+            <w:t>18:31:09</w:t>
           </w:r>
           <w:r>
             <w:rPr>
@@ -2910,7 +2972,7 @@
     <w:lsdException w:unhideWhenUsed="0" w:uiPriority="0" w:semiHidden="0" w:name="toc 8"/>
     <w:lsdException w:unhideWhenUsed="0" w:uiPriority="0" w:semiHidden="0" w:name="toc 9"/>
     <w:lsdException w:unhideWhenUsed="0" w:uiPriority="0" w:semiHidden="0" w:name="Normal Indent"/>
-    <w:lsdException w:unhideWhenUsed="0" w:uiPriority="0" w:name="footnote text"/>
+    <w:lsdException w:qFormat="1" w:unhideWhenUsed="0" w:uiPriority="0" w:name="footnote text"/>
     <w:lsdException w:qFormat="1" w:unhideWhenUsed="0" w:uiPriority="0" w:name="annotation text"/>
     <w:lsdException w:qFormat="1" w:unhideWhenUsed="0" w:uiPriority="0" w:semiHidden="0" w:name="header"/>
     <w:lsdException w:qFormat="1" w:unhideWhenUsed="0" w:uiPriority="0" w:semiHidden="0" w:name="footer"/>
@@ -3155,6 +3217,7 @@
     <w:name w:val="footnote text"/>
     <w:basedOn w:val="1"/>
     <w:semiHidden/>
+    <w:qFormat/>
     <w:uiPriority w:val="0"/>
     <w:rPr>
       <w:sz w:val="20"/>
